--- a/LabWorks/Лабораторная работа №18.docx
+++ b/LabWorks/Лабораторная работа №18.docx
@@ -50,13 +50,8 @@
         <w:t>х</w:t>
       </w:r>
       <w:r>
-        <w:t xml:space="preserve"> </w:t>
-      </w:r>
-      <w:proofErr w:type="spellStart"/>
-      <w:r>
-        <w:t>Android</w:t>
-      </w:r>
-      <w:proofErr w:type="spellEnd"/>
+        <w:t xml:space="preserve"> Android</w:t>
+      </w:r>
       <w:r>
         <w:t>.</w:t>
       </w:r>
@@ -73,29 +68,8 @@
       <w:pPr>
         <w:pStyle w:val="2"/>
       </w:pPr>
-      <w:proofErr w:type="spellStart"/>
-      <w:r>
-        <w:t>Jetpack</w:t>
-      </w:r>
-      <w:proofErr w:type="spellEnd"/>
-      <w:r>
-        <w:t xml:space="preserve"> </w:t>
-      </w:r>
-      <w:proofErr w:type="spellStart"/>
-      <w:r>
-        <w:t>Compose</w:t>
-      </w:r>
-      <w:proofErr w:type="spellEnd"/>
-      <w:r>
-        <w:t xml:space="preserve"> | Руководство. metanit.com – </w:t>
-      </w:r>
-      <w:proofErr w:type="gramStart"/>
-      <w:r>
-        <w:t>Текст :</w:t>
-      </w:r>
-      <w:proofErr w:type="gramEnd"/>
-      <w:r>
-        <w:t xml:space="preserve"> электронный // metanit.com, 2023. – URL: https://metanit.com/kotlin/jetpack/ – гл.</w:t>
+      <w:r>
+        <w:t>Jetpack Compose | Руководство. metanit.com – Текст : электронный // metanit.com, 2023. – URL: https://metanit.com/kotlin/jetpack/ – гл.</w:t>
       </w:r>
       <w:r>
         <w:t>5</w:t>
@@ -190,31 +164,7 @@
         <w:t>Добавить на экран и с</w:t>
       </w:r>
       <w:r>
-        <w:t xml:space="preserve">равнить внешний вид интерфейса при использовании </w:t>
-      </w:r>
-      <w:proofErr w:type="spellStart"/>
-      <w:r>
-        <w:t>Button</w:t>
-      </w:r>
-      <w:proofErr w:type="spellEnd"/>
-      <w:r>
-        <w:t xml:space="preserve">, </w:t>
-      </w:r>
-      <w:proofErr w:type="spellStart"/>
-      <w:r>
-        <w:t>OutlinedButton</w:t>
-      </w:r>
-      <w:proofErr w:type="spellEnd"/>
-      <w:r>
-        <w:t xml:space="preserve">, </w:t>
-      </w:r>
-      <w:proofErr w:type="spellStart"/>
-      <w:r>
-        <w:t>TextButton</w:t>
-      </w:r>
-      <w:proofErr w:type="spellEnd"/>
-      <w:r>
-        <w:t xml:space="preserve">. </w:t>
+        <w:t xml:space="preserve">равнить внешний вид интерфейса при использовании Button, OutlinedButton, TextButton. </w:t>
       </w:r>
     </w:p>
     <w:p>
@@ -374,15 +324,7 @@
         <w:pStyle w:val="2"/>
       </w:pPr>
       <w:r>
-        <w:t xml:space="preserve">Использование кнопок-иконок </w:t>
-      </w:r>
-      <w:proofErr w:type="spellStart"/>
-      <w:r>
-        <w:t>IconButton</w:t>
-      </w:r>
-      <w:proofErr w:type="spellEnd"/>
-      <w:r>
-        <w:t xml:space="preserve"> </w:t>
+        <w:t xml:space="preserve">Использование кнопок-иконок IconButton </w:t>
       </w:r>
     </w:p>
     <w:p>
@@ -427,44 +369,12 @@
     <w:p>
       <w:r>
         <w:lastRenderedPageBreak/>
-        <w:t xml:space="preserve">- </w:t>
-      </w:r>
-      <w:proofErr w:type="spellStart"/>
-      <w:r>
-        <w:t>IconButton</w:t>
-      </w:r>
-      <w:proofErr w:type="spellEnd"/>
-      <w:r>
-        <w:t xml:space="preserve"> с пиктограммой + (</w:t>
-      </w:r>
-      <w:proofErr w:type="spellStart"/>
-      <w:r>
-        <w:t>Icons.Filled.Add</w:t>
-      </w:r>
-      <w:proofErr w:type="spellEnd"/>
-      <w:r>
-        <w:t xml:space="preserve">) для увеличения заказанного количества </w:t>
-      </w:r>
-    </w:p>
-    <w:p>
-      <w:r>
-        <w:t xml:space="preserve">- </w:t>
-      </w:r>
-      <w:proofErr w:type="spellStart"/>
-      <w:r>
-        <w:t>IconButton</w:t>
-      </w:r>
-      <w:proofErr w:type="spellEnd"/>
-      <w:r>
-        <w:t xml:space="preserve"> с пиктограммой – (</w:t>
-      </w:r>
-      <w:proofErr w:type="spellStart"/>
-      <w:r>
-        <w:t>Icons.Filled.Delete</w:t>
-      </w:r>
-      <w:proofErr w:type="spellEnd"/>
-      <w:r>
-        <w:t xml:space="preserve">) для уменьшения заказанного количества. </w:t>
+        <w:t xml:space="preserve">- IconButton с пиктограммой + (Icons.Filled.Add) для увеличения заказанного количества </w:t>
+      </w:r>
+    </w:p>
+    <w:p>
+      <w:r>
+        <w:t xml:space="preserve">- IconButton с пиктограммой – (Icons.Filled.Delete) для уменьшения заказанного количества. </w:t>
       </w:r>
     </w:p>
     <w:p>
@@ -476,15 +386,7 @@
         </w:numPr>
       </w:pPr>
       <w:r>
-        <w:t xml:space="preserve">Реализовать изменение значений в метках с заказанным количеством и итоговой стоимостью при нажатии на кнопки </w:t>
-      </w:r>
-      <w:proofErr w:type="spellStart"/>
-      <w:r>
-        <w:t>IconButton</w:t>
-      </w:r>
-      <w:proofErr w:type="spellEnd"/>
-      <w:r>
-        <w:t xml:space="preserve"> +/-. </w:t>
+        <w:t xml:space="preserve">Реализовать изменение значений в метках с заказанным количеством и итоговой стоимостью при нажатии на кнопки IconButton +/-. </w:t>
       </w:r>
     </w:p>
     <w:p>
@@ -510,15 +412,7 @@
         <w:pStyle w:val="2"/>
       </w:pPr>
       <w:r>
-        <w:t xml:space="preserve">Использование всплывающих кнопок </w:t>
-      </w:r>
-      <w:proofErr w:type="spellStart"/>
-      <w:r>
-        <w:t>FloatingActionButton</w:t>
-      </w:r>
-      <w:proofErr w:type="spellEnd"/>
-      <w:r>
-        <w:t xml:space="preserve"> </w:t>
+        <w:t xml:space="preserve">Использование всплывающих кнопок FloatingActionButton </w:t>
       </w:r>
     </w:p>
     <w:p>
@@ -553,15 +447,7 @@
         <w:t xml:space="preserve"> должно быть достаточно для прокрутки</w:t>
       </w:r>
       <w:r>
-        <w:t xml:space="preserve"> каждый контакт должен быть </w:t>
-      </w:r>
-      <w:proofErr w:type="spellStart"/>
-      <w:r>
-        <w:t>кликабельным</w:t>
-      </w:r>
-      <w:proofErr w:type="spellEnd"/>
-      <w:r>
-        <w:t>, но на клик ничего делать не надо</w:t>
+        <w:t xml:space="preserve"> каждый контакт должен быть кликабельным, но на клик ничего делать не надо</w:t>
       </w:r>
       <w:r>
         <w:t>)</w:t>
@@ -584,52 +470,38 @@
     </w:p>
     <w:p>
       <w:r>
-        <w:t xml:space="preserve">- </w:t>
-      </w:r>
-      <w:proofErr w:type="spellStart"/>
-      <w:r>
-        <w:t>FloatingActionButton</w:t>
-      </w:r>
-      <w:proofErr w:type="spellEnd"/>
-      <w:r>
-        <w:t xml:space="preserve"> с пиктограммой звонка (</w:t>
-      </w:r>
-      <w:proofErr w:type="spellStart"/>
-      <w:r>
-        <w:t>Icons.Filled.Call</w:t>
-      </w:r>
-      <w:proofErr w:type="spellEnd"/>
-      <w:r>
-        <w:t xml:space="preserve">) </w:t>
-      </w:r>
-    </w:p>
-    <w:p>
-      <w:r>
-        <w:t xml:space="preserve">- </w:t>
-      </w:r>
-      <w:proofErr w:type="spellStart"/>
-      <w:r>
-        <w:t>FloatingActionButton</w:t>
-      </w:r>
-      <w:proofErr w:type="spellEnd"/>
-      <w:r>
-        <w:t xml:space="preserve"> с пиктограммой </w:t>
-      </w:r>
-      <w:proofErr w:type="spellStart"/>
-      <w:r>
-        <w:t>email</w:t>
-      </w:r>
-      <w:proofErr w:type="spellEnd"/>
-      <w:r>
-        <w:t xml:space="preserve"> (</w:t>
-      </w:r>
-      <w:proofErr w:type="spellStart"/>
-      <w:r>
-        <w:t>Icons.Filled.Email</w:t>
-      </w:r>
-      <w:proofErr w:type="spellEnd"/>
-      <w:r>
-        <w:t xml:space="preserve">) </w:t>
+        <w:t xml:space="preserve">- FloatingActionButton с пиктограммой звонка (Icons.Filled.Call) </w:t>
+      </w:r>
+    </w:p>
+    <w:p>
+      <w:pPr>
+        <w:rPr>
+          <w:lang w:val="en-US"/>
+        </w:rPr>
+      </w:pPr>
+      <w:r>
+        <w:rPr>
+          <w:lang w:val="en-US"/>
+        </w:rPr>
+        <w:t xml:space="preserve">- FloatingActionButton </w:t>
+      </w:r>
+      <w:r>
+        <w:t>с</w:t>
+      </w:r>
+      <w:r>
+        <w:rPr>
+          <w:lang w:val="en-US"/>
+        </w:rPr>
+        <w:t xml:space="preserve"> </w:t>
+      </w:r>
+      <w:r>
+        <w:t>пиктограммой</w:t>
+      </w:r>
+      <w:r>
+        <w:rPr>
+          <w:lang w:val="en-US"/>
+        </w:rPr>
+        <w:t xml:space="preserve"> email (Icons.Filled.Email) </w:t>
       </w:r>
     </w:p>
     <w:p>
@@ -651,15 +523,7 @@
         <w:pStyle w:val="2"/>
       </w:pPr>
       <w:r>
-        <w:t xml:space="preserve">Использование всплывающих кнопок </w:t>
-      </w:r>
-      <w:proofErr w:type="spellStart"/>
-      <w:r>
-        <w:t>ExtendedFloatingActionButton</w:t>
-      </w:r>
-      <w:proofErr w:type="spellEnd"/>
-      <w:r>
-        <w:t xml:space="preserve"> </w:t>
+        <w:t xml:space="preserve">Использование всплывающих кнопок ExtendedFloatingActionButton </w:t>
       </w:r>
     </w:p>
     <w:p>
@@ -682,7 +546,10 @@
         <w:t>список задач</w:t>
       </w:r>
       <w:r>
-        <w:t xml:space="preserve"> (каждая задача – чекбокс и поле ввода</w:t>
+        <w:t xml:space="preserve"> (каждая задача – чекбокс и </w:t>
+      </w:r>
+      <w:r>
+        <w:t>подпись</w:t>
       </w:r>
       <w:r>
         <w:t>, для задач предусмотреть прокрутку</w:t>
@@ -696,23 +563,7 @@
     </w:p>
     <w:p>
       <w:r>
-        <w:t xml:space="preserve">- </w:t>
-      </w:r>
-      <w:proofErr w:type="spellStart"/>
-      <w:r>
-        <w:t>ExtendedFloatingActionButton</w:t>
-      </w:r>
-      <w:proofErr w:type="spellEnd"/>
-      <w:r>
-        <w:t xml:space="preserve"> с пиктограммой + (</w:t>
-      </w:r>
-      <w:proofErr w:type="spellStart"/>
-      <w:r>
-        <w:t>Icons.Filled.Add</w:t>
-      </w:r>
-      <w:proofErr w:type="spellEnd"/>
-      <w:r>
-        <w:t xml:space="preserve">) и текстом «Добавить» для добавления </w:t>
+        <w:t xml:space="preserve">- ExtendedFloatingActionButton с пиктограммой + (Icons.Filled.Add) и текстом «Добавить» для добавления </w:t>
       </w:r>
       <w:r>
         <w:t>новой задачи</w:t>
@@ -722,11 +573,6 @@
       </w:r>
     </w:p>
     <w:p>
-      <w:pPr>
-        <w:rPr>
-          <w:lang w:val="en-US"/>
-        </w:rPr>
-      </w:pPr>
       <w:r>
         <w:t>Кнопка должна располагаться снизу справа поверх списка, при нажатии на кнопку в список должен добавляться новый элемент.</w:t>
       </w:r>
@@ -820,95 +666,47 @@
         <w:pStyle w:val="2"/>
       </w:pPr>
       <w:r>
-        <w:t xml:space="preserve">Как объявить </w:t>
-      </w:r>
-      <w:proofErr w:type="spellStart"/>
-      <w:r>
-        <w:t>button</w:t>
-      </w:r>
-      <w:proofErr w:type="spellEnd"/>
-      <w:r>
-        <w:t xml:space="preserve">? </w:t>
-      </w:r>
-    </w:p>
-    <w:p>
-      <w:pPr>
-        <w:pStyle w:val="2"/>
-      </w:pPr>
-      <w:r>
-        <w:t>Что такое «</w:t>
-      </w:r>
-      <w:proofErr w:type="spellStart"/>
-      <w:r>
-        <w:t>IconButton</w:t>
-      </w:r>
-      <w:proofErr w:type="spellEnd"/>
-      <w:r>
-        <w:t xml:space="preserve">»? </w:t>
-      </w:r>
-    </w:p>
-    <w:p>
-      <w:pPr>
-        <w:pStyle w:val="2"/>
-      </w:pPr>
-      <w:r>
-        <w:t>Что такое «</w:t>
-      </w:r>
-      <w:proofErr w:type="spellStart"/>
-      <w:r>
-        <w:t>IconToggleButton</w:t>
-      </w:r>
-      <w:proofErr w:type="spellEnd"/>
-      <w:r>
-        <w:t xml:space="preserve">»? </w:t>
-      </w:r>
-    </w:p>
-    <w:p>
-      <w:pPr>
-        <w:pStyle w:val="2"/>
-      </w:pPr>
-      <w:r>
-        <w:t>Что такое «</w:t>
-      </w:r>
-      <w:proofErr w:type="spellStart"/>
-      <w:r>
-        <w:t>FloatingActionButton</w:t>
-      </w:r>
-      <w:proofErr w:type="spellEnd"/>
-      <w:r>
-        <w:t xml:space="preserve">»? </w:t>
-      </w:r>
-    </w:p>
-    <w:p>
-      <w:pPr>
-        <w:pStyle w:val="2"/>
-      </w:pPr>
-      <w:r>
-        <w:t>Что такое «</w:t>
-      </w:r>
-      <w:proofErr w:type="spellStart"/>
-      <w:r>
-        <w:t>ExtendedFloatingActionButton</w:t>
-      </w:r>
-      <w:proofErr w:type="spellEnd"/>
-      <w:r>
-        <w:t xml:space="preserve">»? </w:t>
-      </w:r>
-    </w:p>
-    <w:p>
-      <w:pPr>
-        <w:pStyle w:val="2"/>
-      </w:pPr>
-      <w:r>
-        <w:t xml:space="preserve">Какие параметры нужно указать при создании объекта </w:t>
-      </w:r>
-      <w:proofErr w:type="spellStart"/>
-      <w:r>
-        <w:t>Icon</w:t>
-      </w:r>
-      <w:proofErr w:type="spellEnd"/>
-      <w:r>
-        <w:t>?</w:t>
+        <w:t xml:space="preserve">Как объявить button? </w:t>
+      </w:r>
+    </w:p>
+    <w:p>
+      <w:pPr>
+        <w:pStyle w:val="2"/>
+      </w:pPr>
+      <w:r>
+        <w:t xml:space="preserve">Что такое «IconButton»? </w:t>
+      </w:r>
+    </w:p>
+    <w:p>
+      <w:pPr>
+        <w:pStyle w:val="2"/>
+      </w:pPr>
+      <w:r>
+        <w:t xml:space="preserve">Что такое «IconToggleButton»? </w:t>
+      </w:r>
+    </w:p>
+    <w:p>
+      <w:pPr>
+        <w:pStyle w:val="2"/>
+      </w:pPr>
+      <w:r>
+        <w:t xml:space="preserve">Что такое «FloatingActionButton»? </w:t>
+      </w:r>
+    </w:p>
+    <w:p>
+      <w:pPr>
+        <w:pStyle w:val="2"/>
+      </w:pPr>
+      <w:r>
+        <w:t xml:space="preserve">Что такое «ExtendedFloatingActionButton»? </w:t>
+      </w:r>
+    </w:p>
+    <w:p>
+      <w:pPr>
+        <w:pStyle w:val="2"/>
+      </w:pPr>
+      <w:r>
+        <w:t>Какие параметры нужно указать при создании объекта Icon?</w:t>
       </w:r>
     </w:p>
     <w:sectPr>
@@ -969,24 +767,11 @@
       <w:jc w:val="right"/>
     </w:pPr>
     <w:r>
-      <w:t xml:space="preserve">Составил: </w:t>
-    </w:r>
-    <w:proofErr w:type="spellStart"/>
-    <w:r>
-      <w:t>Маломан</w:t>
-    </w:r>
-    <w:proofErr w:type="spellEnd"/>
-    <w:r>
-      <w:t xml:space="preserve"> Ю.С.</w:t>
+      <w:t>Составил: Маломан Ю.С.</w:t>
     </w:r>
     <w:r>
-      <w:t xml:space="preserve">, Садовский </w:t>
+      <w:t>, Садовский Р.В.</w:t>
     </w:r>
-    <w:proofErr w:type="gramStart"/>
-    <w:r>
-      <w:t>Р.В.</w:t>
-    </w:r>
-    <w:proofErr w:type="gramEnd"/>
   </w:p>
 </w:hdr>
 </file>
